--- a/zaini_case_audit_output/outputs/word/documents/031_محضر تفويض المحكمة وكيل السيد_ عدنان تحديث صك أرض الروضة بموجب طلب الإفلاس المقد.docx
+++ b/zaini_case_audit_output/outputs/word/documents/031_محضر تفويض المحكمة وكيل السيد_ عدنان تحديث صك أرض الروضة بموجب طلب الإفلاس المقد.docx
@@ -64,7 +64,7 @@
           <w:b w:val="0"/>
           <w:i w:val="0"/>
         </w:rPr>
-        <w:t>ǞɛǌȖȽ&amp;#2;ǭȂǠȽ</w:t>
+        <w:t>ǞɛnjȖȽ&amp;#2;ǭȂǠȽ</w:t>
       </w:r>
     </w:p>
     <w:p>
@@ -315,7 +315,7 @@
           <w:b w:val="0"/>
           <w:i w:val="0"/>
         </w:rPr>
-        <w:t>**ǣɣǬƱǌȹư**</w:t>
+        <w:t>**ǣɣǬƱnjȹư**</w:t>
       </w:r>
     </w:p>
     <w:p>
@@ -497,7 +497,7 @@
           <w:b w:val="0"/>
           <w:i w:val="0"/>
         </w:rPr>
-        <w:t>**ȕɢɀǾǌȹư**</w:t>
+        <w:t>**ȕɢɀǾnjȹư**</w:t>
       </w:r>
     </w:p>
     <w:p>
@@ -536,7 +536,7 @@
           <w:b w:val="0"/>
           <w:i w:val="0"/>
         </w:rPr>
-        <w:t>**ǣɣǬƱǌȹư**</w:t>
+        <w:t>**ǣɣǬƱnjȹư**</w:t>
       </w:r>
     </w:p>
     <w:p>
@@ -575,7 +575,7 @@
           <w:b w:val="0"/>
           <w:i w:val="0"/>
         </w:rPr>
-        <w:t>**ȻȧǬ&amp;#2;ǩɢȖɀǌȹư&amp;#2;ȻǌǤǃ&amp;#2;ȷɣǩȼȹư**</w:t>
+        <w:t>**ȻȧǬ&amp;#2;ǩɢȖɀnjȹư&amp;#2;ȻnjǤǃ&amp;#2;ȷɣǩȼȹư**</w:t>
       </w:r>
     </w:p>
     <w:p>
@@ -744,7 +744,7 @@
           <w:b w:val="0"/>
           <w:i w:val="0"/>
         </w:rPr>
-        <w:t>˝˖˖˘&amp;#2;&amp;#19;˝&amp;#2;&amp;#19;˞˖</w:t>
+        <w:t>̋˖˖ ̆&amp;#2;&amp;#19; ̋&amp;#2;&amp;#19;˞˖</w:t>
       </w:r>
     </w:p>
     <w:p>
@@ -757,7 +757,7 @@
           <w:b w:val="0"/>
           <w:i w:val="0"/>
         </w:rPr>
-        <w:t>˖˜ˢ˜˟˖˘˜˜ˤ˟˜˘˧˘</w:t>
+        <w:t>˖ ̃s ̃˟˖ ̆ ̃ ̃ʕ˟ ̃ ̆˧ ̆</w:t>
       </w:r>
     </w:p>
     <w:p>
@@ -770,7 +770,7 @@
           <w:b w:val="0"/>
           <w:i w:val="0"/>
         </w:rPr>
-        <w:t>˟˞&amp;#30;˝˖</w:t>
+        <w:t>˟˞&amp;#30; ̋˖</w:t>
       </w:r>
     </w:p>
     <w:p>
@@ -822,7 +822,7 @@
           <w:b w:val="0"/>
           <w:i w:val="0"/>
         </w:rPr>
-        <w:t>ɖǧǘǃ&amp;#2;ǩɢȖɀǌȹư&amp;#2;ɗȼȬǠȽ</w:t>
+        <w:t>ɖǧǘǃ&amp;#2;ǩɢȖɀnjȹư&amp;#2;ɗȼȬǠȽ</w:t>
       </w:r>
     </w:p>
     <w:p>
@@ -835,7 +835,7 @@
           <w:b w:val="0"/>
           <w:i w:val="0"/>
         </w:rPr>
-        <w:t>ɗɢɁƱǐȹư&amp;#2;ǩɢȖɀǌȹư&amp;#2;ɖǭɧưǦ</w:t>
+        <w:t>ɗɢɁƱǐȹư&amp;#2;ǩɢȖɀnjȹư&amp;#2;ɖǭɧưǦ</w:t>
       </w:r>
     </w:p>
     <w:p>
@@ -848,7 +848,7 @@
           <w:b w:val="0"/>
           <w:i w:val="0"/>
         </w:rPr>
-        <w:t>ǋȧɛȹư</w:t>
+        <w:t>Njȧɛȹư</w:t>
       </w:r>
     </w:p>
     <w:p>
@@ -874,7 +874,7 @@
           <w:b w:val="0"/>
           <w:i w:val="0"/>
         </w:rPr>
-        <w:t>**ǞɛǌȖȽ&amp;#2;ǭȂǠȽ**</w:t>
+        <w:t>**ǞɛnjȖȽ&amp;#2;ǭȂǠȽ**</w:t>
       </w:r>
     </w:p>
     <w:p>
@@ -917,7 +917,7 @@
           <w:b w:val="0"/>
           <w:i w:val="0"/>
         </w:rPr>
-        <w:t>**ϥϳόϣΟ΃&amp;#3;ϪΑΣλϭ&amp;#3;Ϫϟ˷΍&amp;#3;ϰϠϋϭ&amp;#3;ΩϣΣϣ&amp;#3;ΎϧϳΑϧ&amp;#3;ϲϠϋ&amp;#3;ϡϠγϭ&amp;#3;ௌ&amp;#3;ϲϠλϭ**</w:t>
+        <w:t>**ϥϳόϣΟ΃&amp;#3;ϪΑΣλϭ&amp;#3;Ϫϟ˷΍&amp;#3;κϠϋϭ&amp;#3;ΩϣΣϣ&amp;#3;ΎϧϳΑϧ&amp;#3;ςϠϋ&amp;#3;ϡϠγϭ&amp;#3;ௌ&amp;#3;ςϠλϭ**</w:t>
       </w:r>
     </w:p>
     <w:p>
@@ -930,7 +930,7 @@
           <w:b w:val="0"/>
           <w:i w:val="0"/>
         </w:rPr>
-        <w:t>ɗȹƱȭɚ&amp;#2;ǩɢȖɀǌȹư&amp;#2;ǁȹƱȇ&amp;#2;ȿȽ&amp;#2;ɗȽǧȦȼȹư&amp;#2;240459362&amp;#2;ȻȧǬ&amp;#2;ɡȹǧȎȹư&amp;#2;ȷǿưɛǌȹư&amp;#2;ȿȽ&amp;#2;ɖǦǬưɛȹư&amp;#2;ɖǭȭǩǌȹư&amp;#2;ɟȸȏ&amp;#2;ƯƱɀǃ&amp;#2;&amp;#30;ǧȎǃɚ&amp;#2;&amp;#2;Ɇǧǡɚ&amp;#2;ɇȸȹ&amp;#2;ǧȼǠȹư</w:t>
+        <w:t>ɗȹƱȭɚ&amp;#2;ǩɢȖɀnjȹư&amp;#2;ǁȹƱȇ&amp;#2;ȿȽ&amp;#2;ɗȽǧȦȼȹư&amp;#2;240459362&amp;#2;ȻȧǬ&amp;#2;ɡȹǧȎȹư&amp;#2;ȷǿưɛnjȹư&amp;#2;ȿȽ&amp;#2;ɖǦǬưɛȹư&amp;#2;ɖǭȭǩnjȹư&amp;#2;ɟȸȏ&amp;#2;ƯƱɀǃ&amp;#2;&amp;#30;ǧȎǃɚ&amp;#2;&amp;#2;Ɇǧǡɚ&amp;#2;ɇȸȹ&amp;#2;ǧȼǠȹư</w:t>
       </w:r>
     </w:p>
     <w:p>
@@ -956,7 +956,7 @@
           <w:b w:val="0"/>
           <w:i w:val="0"/>
         </w:rPr>
-        <w:t>ǣɣǬƱǍɚ&amp;#2;&amp;#2;520216020452&amp;#2;ȻȧǬ&amp;#2;ȫǾȹư&amp;#2;ǏɣǧǠǍ&amp;#2;ɡȗ&amp;#2;ɇȂɣɛȖǍ&amp;#2;ǁȸȆɣɚ&amp;#18;&amp;#18;&amp;#2;ȪɛȬǾȹư&amp;#2;ǏɣǧǠǍɚ&amp;#2;ȪɛȬǾȹư&amp;#2;ȺɲǌǷư&amp;#2;ǊưǬƱȦȎȹư&amp;#2;ǽǤɣ&amp;#2;Ʊȼɢȗɚ&amp;#2;ǬƱȬɁɱưɚ</w:t>
+        <w:t>ǣɣǬƱǍɚ&amp;#2;&amp;#2;520216020452&amp;#2;ȻȧǬ&amp;#2;ȫǾȹư&amp;#2;ǏɣǧǠǍ&amp;#2;ɡȗ&amp;#2;ɇȂɣɛȖǍ&amp;#2;ǁȸȆɣɚ&amp;#18;&amp;#18;&amp;#2;ȪɛȬǾȹư&amp;#2;ǏɣǧǠǍɚ&amp;#2;ȪɛȬǾȹư&amp;#2;ȺɲnjǷư&amp;#2;NJưǬƱȦȎȹư&amp;#2;ǽǤɣ&amp;#2;Ʊȼɢȗɚ&amp;#2;ǬƱȬɁɱưɚ</w:t>
       </w:r>
     </w:p>
     <w:p>
@@ -969,7 +969,7 @@
           <w:b w:val="0"/>
           <w:i w:val="0"/>
         </w:rPr>
-        <w:t>ɖǧǘǃ&amp;#2;ɟȹɚɳư&amp;#2;ȶǧȎȹư&amp;#2;ɗǃƱǌȭ&amp;#2;ȿȽ&amp;#2;ǬǦƱǾȹư&amp;#2;ɰɉ1440/02/07</w:t>
+        <w:t>ɖǧǘǃ&amp;#2;ɟȹɚɳư&amp;#2;ȶǧȎȹư&amp;#2;ɗǃƱnjȭ&amp;#2;ȿȽ&amp;#2;ǬǦƱǾȹư&amp;#2;ɰɉ1440/02/07</w:t>
       </w:r>
     </w:p>
     <w:p>
@@ -982,7 +982,7 @@
           <w:b w:val="0"/>
           <w:i w:val="0"/>
         </w:rPr>
-        <w:t>ǩɢȖɀǌȹư&amp;#2;ɟȂǌȧư&amp;#2;ưǨƶ &amp;#2;&amp;#30;ɟȸȏ&amp;#2;ǽɀǍ&amp;#2;ɡǌȹưɚ&amp;#2;ǩɢȖɀǌȹư&amp;#2;ȺƱȊɁ&amp;#2;ȿȽ&amp;#2;ȾɛȎǃǬɱưɚ&amp;#2;ɗǶȽƱǤȹư&amp;#2;ɖǦƱȼȸȹ&amp;#2;ɗɣǩɢȖɀǌȹư&amp;#2;ɗǠɧɲȹư&amp;#2;ȿȽ&amp;#2;ɗȎǃưǭȹư&amp;#2;ɖǭȦȖȹư&amp;#2;ɟȸȏ&amp;#2;̈ƯƱɀǃɚ</w:t>
+        <w:t>ǩɢȖɀnjȹư&amp;#2;ɟȂnjȧư&amp;#2;ưǨƶ &amp;#2;&amp;#30;ɟȸȏ&amp;#2;ǽɀǍ&amp;#2;ɡnjȹưɚ&amp;#2;ǩɢȖɀnjȹư&amp;#2;ȺƱȊɁ&amp;#2;ȿȽ&amp;#2;ȾɛȎǃǬɱưɚ&amp;#2;ɗǶȽƱǤȹư&amp;#2;ɖǦƱȼȸȹ&amp;#2;ɗɣǩɢȖɀnjȹư&amp;#2;ɗǠɧɲȹư&amp;#2;ȿȽ&amp;#2;ɗȎǃưǭȹư&amp;#2;ɖǭȦȖȹư&amp;#2;ɟȸȏ&amp;#2;̈ƯƱɀǃɚ</w:t>
       </w:r>
     </w:p>
     <w:p>
@@ -995,7 +995,7 @@
           <w:b w:val="0"/>
           <w:i w:val="0"/>
         </w:rPr>
-        <w:t>ƱɈȹɚ&amp;#2;˩ȫǾȹư&amp;#2;ǁǡƱǿ&amp;#2;ǬɛȂǡ&amp;#2;ȾɚǦ&amp;#2;ȺǮɲȹư&amp;#2;ȶƱȼȭɵ&amp;#2;ɖǬǧǾȼȹư&amp;#2;ɗɈǘȸȹ&amp;#2;ɗǃƱǌȬȹư&amp;#2;ɖǭɧưǧȸȸȗ&amp;#2;˪ǬƱȦȎȹư&amp;#2;ȫȸȼǍ&amp;#2;ɗȦɢǑɚ&amp;#2;ǽȧưɛɁ&amp;#2;ȶƱȼȭƶ&amp;#2;ǬƱȦȎȹư&amp;#2;ɟȸȏ</w:t>
+        <w:t>ƱɈȹɚ&amp;#2;˩ȫǾȹư&amp;#2;ǁǡƱǿ&amp;#2;ǬɛȂǡ&amp;#2;ȾɚǦ&amp;#2;ȺǮɲȹư&amp;#2;ȶƱȼȭɵ&amp;#2;ɖǬǧǾȼȹư&amp;#2;ɗɈǘȸȹ&amp;#2;ɗǃƱnjȬȹư&amp;#2;ɖǭɧưǧȸȸȗ&amp;#2;˪ǬƱȦȎȹư&amp;#2;ȫȸȼǍ&amp;#2;ɗȦɢǑɚ&amp;#2;ǽȧưɛɁ&amp;#2;ȶƱȼȭƶ&amp;#2;ǬƱȦȎȹư&amp;#2;ɟȸȏ</w:t>
       </w:r>
     </w:p>
     <w:p>
@@ -1008,7 +1008,7 @@
           <w:b w:val="0"/>
           <w:i w:val="0"/>
         </w:rPr>
-        <w:t>ǦưǯȼȹƱǃ&amp;#2;ȍɢǂȹư&amp;#2;ɇȼɈȽ&amp;#2;ȶƱȼȭư&amp;#2;ǬǩȎǌȹɚ&amp;#2;˩ ɆǬǧǾǍ&amp;#2;ǬưǭȦǃ&amp;#2;˩̈ưǦǧǠȽ&amp;#2;̈ƱȂɣɛȖǍ&amp;#2;Ʊȼɉǭɢȓ&amp;#2;ɚƴ&amp;#2;˩ɡɧƱȂȦȹư&amp;#2;ȍɢǂȹư&amp;#2;ȷɢȭɚ&amp;#2;ɚƴ&amp;#2;˩ȿɧưǧȹư&amp;#2;ȁɣɛȖǍ</w:t>
+        <w:t>ǦưǯȼȹƱǃ&amp;#2;ȍɢǂȹư&amp;#2;ɇȼɈȽ&amp;#2;ȶƱȼȭư&amp;#2;ǬǩȎnjȹɚ&amp;#2;˩ ɆǬǧǾǍ&amp;#2;ǬưǭȦǃ&amp;#2;˩̈ưǦǧǠȽ&amp;#2;̈ƱȂɣɛȖǍ&amp;#2;Ʊȼɉǭɢȓ&amp;#2;ɚƴ&amp;#2;˩ɡɧƱȂȦȹư&amp;#2;ȍɢǂȹư&amp;#2;ȷɢȭɚ&amp;#2;ɚƴ&amp;#2;˩ȿɧưǧȹư&amp;#2;ȁɣɛȖǍ</w:t>
       </w:r>
     </w:p>
     <w:p>
@@ -1021,7 +1021,7 @@
           <w:b w:val="0"/>
           <w:i w:val="0"/>
         </w:rPr>
-        <w:t>ȻȧǬ&amp;#2;ɗȹƱȭɛȹư&amp;#2;ǁǙɛȼǃ&amp;#2;1099745901&amp;#2;ȻȧǬ&amp;#2;ɗɣɛɈȹƱǃ&amp;#2;ɗɢǶɀǘȹư&amp;#2;ɠǦɛȎǷ&amp;#2;ɠǭɢȆȼȹưǭȼȏ&amp;#2;&amp;#19;&amp;#2;ǩɢȖɀǌȹư&amp;#2;ǁȹƱȇ&amp;#2;ȷɢȭɚ&amp;#2;ȁɣɛȖǍ&amp;#2;ɖǭɧưǧȹư&amp;#2;ǊǬǭȧ</w:t>
+        <w:t>ȻȧǬ&amp;#2;ɗȹƱȭɛȹư&amp;#2;ǁǙɛȼǃ&amp;#2;1099745901&amp;#2;ȻȧǬ&amp;#2;ɗɣɛɈȹƱǃ&amp;#2;ɗɢǶɀǘȹư&amp;#2;ɠǦɛȎǷ&amp;#2;ɠǭɢȆȼȹưǭȼȏ&amp;#2;&amp;#19;&amp;#2;ǩɢȖɀnjȹư&amp;#2;ǁȹƱȇ&amp;#2;ȷɢȭɚ&amp;#2;ȁɣɛȖǍ&amp;#2;ɖǭɧưǧȹư&amp;#2;NJǬǭȧ</w:t>
       </w:r>
     </w:p>
     <w:p>
@@ -1034,7 +1034,7 @@
           <w:b w:val="0"/>
           <w:i w:val="0"/>
         </w:rPr>
-        <w:t>ȫǿ&amp;#2;Ǭưǧǿƶɚ&amp;#2;˩&amp;#2;ɖǧǘǃ&amp;#2;ɟȹɚɳư&amp;#2;ȶǧȎȹư&amp;#2;ɗǃƱǌȭ&amp;#2;ȿȽ&amp;#2;ǬǦƱǾȹư&amp;#2;ɰɉ1440/02/07&amp;#2;ǣɣǬƱǍɚ&amp;#2;&amp;#2;520216020452&amp;#2;ǬƱȦȎȹư&amp;#2;ȫǿ&amp;#2;ǏɣǧǠǌǃ&amp;#2;&amp;#2;454671384</w:t>
+        <w:t>ȫǿ&amp;#2;Ǭưǧǿƶɚ&amp;#2;˩&amp;#2;ɖǧǘǃ&amp;#2;ɟȹɚɳư&amp;#2;ȶǧȎȹư&amp;#2;ɗǃƱnjȭ&amp;#2;ȿȽ&amp;#2;ǬǦƱǾȹư&amp;#2;ɰɉ1440/02/07&amp;#2;ǣɣǬƱǍɚ&amp;#2;&amp;#2;520216020452&amp;#2;ǬƱȦȎȹư&amp;#2;ȫǿ&amp;#2;ǏɣǧǠnjǃ&amp;#2;&amp;#2;454671384</w:t>
       </w:r>
     </w:p>
     <w:p>
@@ -1047,7 +1047,7 @@
           <w:b w:val="0"/>
           <w:i w:val="0"/>
         </w:rPr>
-        <w:t>ɟȹƶ&amp;#2;ɇɣɛɀǌȹư&amp;#2;ȍȽ&amp;#2;ɖǭɧưǧȸȹ&amp;#2;&amp;#2;ɇǐɣǧǠǍ&amp;#2;ǧȎǃ&amp;#2;ɇȼɢȸǶǍɚ&amp;#2;˩ȫǾȹư&amp;#2;ǏɣǧǠǌǃ&amp;#2;ɇȹ&amp;#2;ȀɛȖȼȹư&amp;#2;ǧɈȎǌɣ&amp;#2;ȫȹǩȭ&amp;#2;ȺǮɲȹư&amp;#2;ȶƱȼȭư&amp;#2;ɖǭɧưǧȸȹ&amp;#2;ɟɀǶǌɢȹ&amp;#2;˩&amp;#2;ɇȹ&amp;#2;̈ɡɁɚǭǌȬȹƶ</w:t>
+        <w:t>ɟȹƶ&amp;#2;ɇɣɛɀnjȹư&amp;#2;ȍȽ&amp;#2;ɖǭɧưǧȸȹ&amp;#2;&amp;#2;ɇǐɣǧǠǍ&amp;#2;ǧȎǃ&amp;#2;ɇȼɢȸǶǍɚ&amp;#2;˩ȫǾȹư&amp;#2;ǏɣǧǠnjǃ&amp;#2;ɇȹ&amp;#2;ȀɛȖȼȹư&amp;#2;ǧɈȎnjɣ&amp;#2;ȫȹǩȭ&amp;#2;ȺǮɲȹư&amp;#2;ȶƱȼȭư&amp;#2;ɖǭɧưǧȸȹ&amp;#2;ɟɀǶnjɢȹ&amp;#2;˩&amp;#2;ɇȹ&amp;#2;̈ɡɁɚǭnjȬȹƶ</w:t>
       </w:r>
     </w:p>
     <w:p>
@@ -1060,7 +1060,7 @@
           <w:b w:val="0"/>
           <w:i w:val="0"/>
         </w:rPr>
-        <w:t>˩ɇǍƱǂǑƶ&amp;#2;ɞǭǙ&amp;#2;ɟȖǤɣ&amp;#2;ɱ&amp;#2;ɟǌǡɚ&amp;#2;ɇɢȗ&amp;#2;ȔǭǾǌȹư&amp;#2;ɚƴ&amp;#2;Ɇǯǘǡ&amp;#2;ɚƴ&amp;#2;ɇȎɢǃ&amp;#2;ɚƴ&amp;#2;ǬƱȦȎȹư&amp;#2;ɗɢȬȸȽ&amp;#2;ȷȦɁ&amp;#2;ɡɀȎɣ&amp;#2;ɱ&amp;#2;ȁɣɛȖǌȹư&amp;#2;ưǩɉ&amp;#2;Ⱦƴ</w:t>
+        <w:t>˩ɇǍƱǂǑƶ&amp;#2;ɞǭǙ&amp;#2;ɟȖǤɣ&amp;#2;ɱ&amp;#2;ɟnjǡɚ&amp;#2;ɇɢȗ&amp;#2;ȔǭǾnjȹư&amp;#2;ɚƴ&amp;#2;Ɇǯǘǡ&amp;#2;ɚƴ&amp;#2;ɇȎɢǃ&amp;#2;ɚƴ&amp;#2;ǬƱȦȎȹư&amp;#2;ɗɢȬȸȽ&amp;#2;ȷȦɁ&amp;#2;ɡɀȎɣ&amp;#2;ɱ&amp;#2;ȁɣɛȖnjȹư&amp;#2;ưǩɉ&amp;#2;Ⱦƴ</w:t>
       </w:r>
     </w:p>
     <w:p>
@@ -1073,7 +1073,7 @@
           <w:b w:val="0"/>
           <w:i w:val="0"/>
         </w:rPr>
-        <w:t>ȿɢȎȼǙƴ&amp;#2;ɇǂǠǿɚ&amp;#2;ɇȹƸ&amp;#2;ɟȸȏɚ&amp;#2;ǧȼǠȽ&amp;#2;ƱɀɢǂɁ&amp;#2;ɟȸȏ&amp;#2;ȻȸǷɚ&amp;#2;ˏ&amp;#2;ɟȸǿɚ&amp;#2;˩ȥɢȗɛǌȹư&amp;#2;ɇȸȹƱǃɚ</w:t>
+        <w:t>ȿɢȎȼǙƴ&amp;#2;ɇǂǠǿɚ&amp;#2;ɇȹƸ&amp;#2;ɟȸȏɚ&amp;#2;ǧȼǠȽ&amp;#2;ƱɀɢǂɁ&amp;#2;ɟȸȏ&amp;#2;ȻȸǷɚ&amp;#2;ˏ&amp;#2;ɟȸǿɚ&amp;#2;˩ȥɢȗɛnjȹư&amp;#2;ɇȸȹƱǃɚ</w:t>
       </w:r>
     </w:p>
     <w:p>
@@ -1125,7 +1125,7 @@
           <w:b w:val="0"/>
           <w:i w:val="0"/>
         </w:rPr>
-        <w:t>˝˖˖˘&amp;#2;&amp;#19;˝&amp;#2;&amp;#19;˞˖</w:t>
+        <w:t>̋˖˖ ̆&amp;#2;&amp;#19; ̋&amp;#2;&amp;#19;˞˖</w:t>
       </w:r>
     </w:p>
     <w:p>
@@ -1138,7 +1138,7 @@
           <w:b w:val="0"/>
           <w:i w:val="0"/>
         </w:rPr>
-        <w:t>˖˜ˢ˜˟˖˘˜˜ˤ˟˜˘˧˘</w:t>
+        <w:t>˖ ̃s ̃˟˖ ̆ ̃ ̃ʕ˟ ̃ ̆˧ ̆</w:t>
       </w:r>
     </w:p>
     <w:p>
@@ -1151,7 +1151,7 @@
           <w:b w:val="0"/>
           <w:i w:val="0"/>
         </w:rPr>
-        <w:t>˟˞&amp;#30;˝˖</w:t>
+        <w:t>˟˞&amp;#30; ̋˖</w:t>
       </w:r>
     </w:p>
     <w:p>
@@ -1203,7 +1203,7 @@
           <w:b w:val="0"/>
           <w:i w:val="0"/>
         </w:rPr>
-        <w:t>ɖǧǘǃ&amp;#2;ǩɢȖɀǌȹư&amp;#2;ɗȼȬǠȽ</w:t>
+        <w:t>ɖǧǘǃ&amp;#2;ǩɢȖɀnjȹư&amp;#2;ɗȼȬǠȽ</w:t>
       </w:r>
     </w:p>
     <w:p>
@@ -1216,7 +1216,7 @@
           <w:b w:val="0"/>
           <w:i w:val="0"/>
         </w:rPr>
-        <w:t>ɗɢɁƱǐȹư&amp;#2;ǩɢȖɀǌȹư&amp;#2;ɖǭɧưǦ</w:t>
+        <w:t>ɗɢɁƱǐȹư&amp;#2;ǩɢȖɀnjȹư&amp;#2;ɖǭɧưǦ</w:t>
       </w:r>
     </w:p>
     <w:p>
@@ -1229,7 +1229,7 @@
           <w:b w:val="0"/>
           <w:i w:val="0"/>
         </w:rPr>
-        <w:t>ǋȧɛȹư</w:t>
+        <w:t>Njȧɛȹư</w:t>
       </w:r>
     </w:p>
     <w:p>
@@ -1255,7 +1255,7 @@
           <w:b w:val="0"/>
           <w:i w:val="0"/>
         </w:rPr>
-        <w:t>**ǞɛǌȖȽ&amp;#2;ǭȂǠȽ**</w:t>
+        <w:t>**ǞɛnjȖȽ&amp;#2;ǭȂǠȽ**</w:t>
       </w:r>
     </w:p>
     <w:sectPr>

--- a/zaini_case_audit_output/outputs/word/documents/031_محضر تفويض المحكمة وكيل السيد_ عدنان تحديث صك أرض الروضة بموجب طلب الإفلاس المقد.docx
+++ b/zaini_case_audit_output/outputs/word/documents/031_محضر تفويض المحكمة وكيل السيد_ عدنان تحديث صك أرض الروضة بموجب طلب الإفلاس المقد.docx
@@ -56,14 +56,13 @@
     <w:p/>
     <w:p>
       <w:pPr>
+        <w:pStyle w:val="Heading2"/>
         <w:jc w:val="right"/>
         <w:bidi/>
       </w:pPr>
       <w:r>
-        <w:rPr>
-          <w:b w:val="0"/>
-          <w:i w:val="0"/>
-        </w:rPr>
+        <w:t>[نص الضبط / الحكم — المتن الفعلي] ===</w:t>
+        <w:br/>
         <w:t>ǞɛnjȖȽ&amp;#2;ǭȂǠȽ</w:t>
       </w:r>
     </w:p>

--- a/zaini_case_audit_output/outputs/word/documents/031_محضر تفويض المحكمة وكيل السيد_ عدنان تحديث صك أرض الروضة بموجب طلب الإفلاس المقد.docx
+++ b/zaini_case_audit_output/outputs/word/documents/031_محضر تفويض المحكمة وكيل السيد_ عدنان تحديث صك أرض الروضة بموجب طلب الإفلاس المقد.docx
@@ -61,7 +61,7 @@
         <w:bidi/>
       </w:pPr>
       <w:r>
-        <w:t>[نص الضبط / الحكم — المتن الفعلي] ===</w:t>
+        <w:t>[المتن الفعلي: الوقائع / الأسباب / المنطوق] ===</w:t>
         <w:br/>
         <w:t>ǞɛnjȖȽ&amp;#2;ǭȂǠȽ</w:t>
       </w:r>
